--- a/docs/documents/SmartKisan_Testing_Manual.docx
+++ b/docs/documents/SmartKisan_Testing_Manual.docx
@@ -62,7 +62,7 @@
         <w:rPr>
           <w:b/>
         </w:rPr>
-        <w:t>46 screens to test.</w:t>
+        <w:t>55 screens to test.</w:t>
       </w:r>
       <w:r>
         <w:t xml:space="preserve"> Screenshots have not been captured yet - each one shows a box naming the image that belongs there. Run scripts/capture-screens.sh with a phone connected, then generate this document again.</w:t>
@@ -3899,7 +3899,7 @@
         <w:pStyle w:val="Heading1"/>
       </w:pPr>
       <w:r>
-        <w:t>Reports and the rest</w:t>
+        <w:t>Harvests</w:t>
       </w:r>
     </w:p>
     <w:p>
@@ -3910,7 +3910,7 @@
         <w:rPr>
           <w:color w:val="1B5E20"/>
         </w:rPr>
-        <w:t>42. Reports</w:t>
+        <w:t>42. Harvest list</w:t>
       </w:r>
     </w:p>
     <w:p>
@@ -3919,7 +3919,7 @@
         <w:spacing w:after="40"/>
       </w:pPr>
       <w:r>
-        <w:t>Open Reports after running a pump a few times.</w:t>
+        <w:t>Home screen, then the Harvests tile.</w:t>
       </w:r>
     </w:p>
     <w:p>
@@ -3931,22 +3931,7 @@
         <w:t xml:space="preserve">Expected: </w:t>
       </w:r>
       <w:r>
-        <w:t>Water used, hours run and electricity, by day and week, with a comparison against the period before. Soil rated in plain words.</w:t>
-      </w:r>
-    </w:p>
-    <w:p>
-      <w:r>
-        <w:rPr>
-          <w:b/>
-          <w:color w:val="E65100"/>
-        </w:rPr>
-        <w:t xml:space="preserve">Please note: </w:t>
-      </w:r>
-      <w:r>
-        <w:rPr>
-          <w:color w:val="333333"/>
-        </w:rPr>
-        <w:t>Harvest performance is deliberately empty. Nothing in the app records a sowing or a harvest, so there is no yield to compare. It used to show 91.7% efficiency to everyone.</w:t>
+        <w:t>Your own harvest records. Empty on a new account, with a note explaining what recording one gives you.</w:t>
       </w:r>
     </w:p>
     <w:tbl>
@@ -3974,7 +3959,7 @@
                 <w:color w:val="777777"/>
                 <w:sz w:val="18"/>
               </w:rPr>
-              <w:t>[ screenshot: 42-reports.png ]</w:t>
+              <w:t>[ screenshot: 42-harvests.png ]</w:t>
             </w:r>
           </w:p>
           <w:p>
@@ -4002,7 +3987,7 @@
         <w:rPr>
           <w:color w:val="1B5E20"/>
         </w:rPr>
-        <w:t>43. Farm analytics</w:t>
+        <w:t>43. Record a harvest</w:t>
       </w:r>
     </w:p>
     <w:p>
@@ -4011,7 +3996,34 @@
         <w:spacing w:after="40"/>
       </w:pPr>
       <w:r>
-        <w:t>Open Farm Analytics.</w:t>
+        <w:t>Tap the plus button.</w:t>
+      </w:r>
+    </w:p>
+    <w:p>
+      <w:pPr>
+        <w:pStyle w:val="ListBullet"/>
+        <w:spacing w:after="40"/>
+      </w:pPr>
+      <w:r>
+        <w:t>Choose a crop you have already sown - the field and area should fill in by themselves.</w:t>
+      </w:r>
+    </w:p>
+    <w:p>
+      <w:pPr>
+        <w:pStyle w:val="ListBullet"/>
+        <w:spacing w:after="40"/>
+      </w:pPr>
+      <w:r>
+        <w:t>Enter a quantity, pick a unit, and save.</w:t>
+      </w:r>
+    </w:p>
+    <w:p>
+      <w:pPr>
+        <w:pStyle w:val="ListBullet"/>
+        <w:spacing w:after="40"/>
+      </w:pPr>
+      <w:r>
+        <w:t>Close the app and reopen it.</w:t>
       </w:r>
     </w:p>
     <w:p>
@@ -4023,7 +4035,7 @@
         <w:t xml:space="preserve">Expected: </w:t>
       </w:r>
       <w:r>
-        <w:t>A health score per field and plain observations drawn from your readings.</w:t>
+        <w:t>The harvest is saved and still there after reopening.</w:t>
       </w:r>
     </w:p>
     <w:p>
@@ -4038,7 +4050,7 @@
         <w:rPr>
           <w:color w:val="333333"/>
         </w:rPr>
-        <w:t>Satellite crop health and yield prediction are empty on purpose. The first needs a satellite imagery provider, the second needs a season of harvest records. Both used to show invented figures.</w:t>
+        <w:t>Try the units. One tonne on one acre should read as 10 quintals an acre; 40 maund on one hectare as about 6.5. If those are wrong, report it - every yield figure is built on that conversion.</w:t>
       </w:r>
     </w:p>
     <w:tbl>
@@ -4066,7 +4078,7 @@
                 <w:color w:val="777777"/>
                 <w:sz w:val="18"/>
               </w:rPr>
-              <w:t>[ screenshot: 43-analytics.png ]</w:t>
+              <w:t>[ screenshot: 43-harvest-add.png ]</w:t>
             </w:r>
           </w:p>
           <w:p>
@@ -4094,7 +4106,7 @@
         <w:rPr>
           <w:color w:val="1B5E20"/>
         </w:rPr>
-        <w:t>44. Government schemes</w:t>
+        <w:t>44. Yield history</w:t>
       </w:r>
     </w:p>
     <w:p>
@@ -4103,7 +4115,7 @@
         <w:spacing w:after="40"/>
       </w:pPr>
       <w:r>
-        <w:t>Open Government Schemes.</w:t>
+        <w:t>Record a second harvest of the same crop with a different quantity.</w:t>
       </w:r>
     </w:p>
     <w:p>
@@ -4115,7 +4127,22 @@
         <w:t xml:space="preserve">Expected: </w:t>
       </w:r>
       <w:r>
-        <w:t>PM-KISAN, Fasal Bima, KCC, Soil Health Card, eNAM and others, with eligibility and how to apply.</w:t>
+        <w:t>The card at the top shows your average, and after the second harvest whether the latest was better or worse than usual.</w:t>
+      </w:r>
+    </w:p>
+    <w:p>
+      <w:r>
+        <w:rPr>
+          <w:b/>
+          <w:color w:val="E65100"/>
+        </w:rPr>
+        <w:t xml:space="preserve">Please note: </w:t>
+      </w:r>
+      <w:r>
+        <w:rPr>
+          <w:color w:val="333333"/>
+        </w:rPr>
+        <w:t>Nothing compares against an average until there are two seasons of that crop - before that there is no average to be above or below, and the screen says so.</w:t>
       </w:r>
     </w:p>
     <w:tbl>
@@ -4143,7 +4170,7 @@
                 <w:color w:val="777777"/>
                 <w:sz w:val="18"/>
               </w:rPr>
-              <w:t>[ screenshot: 44-schemes.png ]</w:t>
+              <w:t>[ screenshot: 44-harvest-yields.png ]</w:t>
             </w:r>
           </w:p>
           <w:p>
@@ -4171,7 +4198,7 @@
         <w:rPr>
           <w:color w:val="1B5E20"/>
         </w:rPr>
-        <w:t>45. My profile</w:t>
+        <w:t>45. It reaches the reports</w:t>
       </w:r>
     </w:p>
     <w:p>
@@ -4180,7 +4207,7 @@
         <w:spacing w:after="40"/>
       </w:pPr>
       <w:r>
-        <w:t>Settings, then My Profile.</w:t>
+        <w:t>Open Reports after recording a harvest.</w:t>
       </w:r>
     </w:p>
     <w:p>
@@ -4189,16 +4216,7 @@
         <w:spacing w:after="40"/>
       </w:pPr>
       <w:r>
-        <w:t>Change the farm name and save.</w:t>
-      </w:r>
-    </w:p>
-    <w:p>
-      <w:pPr>
-        <w:pStyle w:val="ListBullet"/>
-        <w:spacing w:after="40"/>
-      </w:pPr>
-      <w:r>
-        <w:t>Close the app and reopen it.</w:t>
+        <w:t>Then open Analytics, and the yield prediction.</w:t>
       </w:r>
     </w:p>
     <w:p>
@@ -4210,7 +4228,7 @@
         <w:t xml:space="preserve">Expected: </w:t>
       </w:r>
       <w:r>
-        <w:t>The farm name and location are filled in from setup, and the change survives a restart.</w:t>
+        <w:t>Harvest performance shows what came off against what you expected. Yield prediction shows an expected figure for each crop in the ground.</w:t>
       </w:r>
     </w:p>
     <w:p>
@@ -4225,7 +4243,7 @@
         <w:rPr>
           <w:color w:val="333333"/>
         </w:rPr>
-        <w:t>This screen used to open blank and save nothing.</w:t>
+        <w:t>Both were empty before harvests could be recorded. The prediction is your own average yield per acre over the area planted - it shows the arithmetic, and it will not predict a crop you have never harvested.</w:t>
       </w:r>
     </w:p>
     <w:tbl>
@@ -4253,7 +4271,7 @@
                 <w:color w:val="777777"/>
                 <w:sz w:val="18"/>
               </w:rPr>
-              <w:t>[ screenshot: 45-profile.png ]</w:t>
+              <w:t>[ screenshot: 45-harvest-report.png ]</w:t>
             </w:r>
           </w:p>
           <w:p>
@@ -4274,6 +4292,19 @@
     </w:tbl>
     <w:p/>
     <w:p>
+      <w:r>
+        <w:br w:type="page"/>
+      </w:r>
+    </w:p>
+    <w:p>
+      <w:pPr>
+        <w:pStyle w:val="Heading1"/>
+      </w:pPr>
+      <w:r>
+        <w:t>Speaking and listening</w:t>
+      </w:r>
+    </w:p>
+    <w:p>
       <w:pPr>
         <w:pStyle w:val="Heading2"/>
       </w:pPr>
@@ -4281,7 +4312,7 @@
         <w:rPr>
           <w:color w:val="1B5E20"/>
         </w:rPr>
-        <w:t>46. Settings and language</w:t>
+        <w:t>46. The app reads aloud</w:t>
       </w:r>
     </w:p>
     <w:p>
@@ -4290,7 +4321,16 @@
         <w:spacing w:after="40"/>
       </w:pPr>
       <w:r>
-        <w:t>Change the language to Hindi or Punjabi.</w:t>
+        <w:t>Scan a leaf, and on the result look for the speaker icon beside the crop name.</w:t>
+      </w:r>
+    </w:p>
+    <w:p>
+      <w:pPr>
+        <w:pStyle w:val="ListBullet"/>
+        <w:spacing w:after="40"/>
+      </w:pPr>
+      <w:r>
+        <w:t>Tap it.</w:t>
       </w:r>
     </w:p>
     <w:p>
@@ -4302,7 +4342,7 @@
         <w:t xml:space="preserve">Expected: </w:t>
       </w:r>
       <w:r>
-        <w:t>The app changes language immediately and stays that way after a restart.</w:t>
+        <w:t>The diagnosis and the treatment are read out in the language the app is set to.</w:t>
       </w:r>
     </w:p>
     <w:p>
@@ -4317,7 +4357,7 @@
         <w:rPr>
           <w:color w:val="333333"/>
         </w:rPr>
-        <w:t>10 languages: English, Hindi, Punjabi, Marathi, Telugu, Tamil, Kannada, Bengali, Gujarati and Malayalam.</w:t>
+        <w:t>The icon only appears if the phone has a voice for that language. No icon is not a defect - it means the phone cannot speak that language, and a button that plays silence would be worse.</w:t>
       </w:r>
     </w:p>
     <w:tbl>
@@ -4345,7 +4385,7 @@
                 <w:color w:val="777777"/>
                 <w:sz w:val="18"/>
               </w:rPr>
-              <w:t>[ screenshot: 46-settings.png ]</w:t>
+              <w:t>[ screenshot: 46-speak-button.png ]</w:t>
             </w:r>
           </w:p>
           <w:p>
@@ -4366,6 +4406,862 @@
     </w:tbl>
     <w:p/>
     <w:p>
+      <w:pPr>
+        <w:pStyle w:val="Heading2"/>
+      </w:pPr>
+      <w:r>
+        <w:rPr>
+          <w:color w:val="1B5E20"/>
+        </w:rPr>
+        <w:t>47. Other places it reads aloud</w:t>
+      </w:r>
+    </w:p>
+    <w:p>
+      <w:pPr>
+        <w:pStyle w:val="ListBullet"/>
+        <w:spacing w:after="40"/>
+      </w:pPr>
+      <w:r>
+        <w:t>Check the weed result, each observation on Farm Analytics, and the weather warnings.</w:t>
+      </w:r>
+    </w:p>
+    <w:p>
+      <w:r>
+        <w:rPr>
+          <w:b/>
+          <w:color w:val="333333"/>
+        </w:rPr>
+        <w:t xml:space="preserve">Expected: </w:t>
+      </w:r>
+      <w:r>
+        <w:t>Each has a speaker icon and reads out sensibly.</w:t>
+      </w:r>
+    </w:p>
+    <w:tbl>
+      <w:tblPr>
+        <w:tblStyle w:val="TableGrid"/>
+        <w:tblW w:type="auto" w:w="0"/>
+        <w:jc w:val="center"/>
+        <w:tblLook w:firstColumn="1" w:firstRow="1" w:lastColumn="0" w:lastRow="0" w:noHBand="0" w:noVBand="1" w:val="04A0"/>
+      </w:tblPr>
+      <w:tblGrid>
+        <w:gridCol w:w="9936"/>
+      </w:tblGrid>
+      <w:tr>
+        <w:tc>
+          <w:tcPr>
+            <w:tcW w:type="dxa" w:w="3744"/>
+          </w:tcPr>
+          <w:p>
+            <w:pPr>
+              <w:jc w:val="center"/>
+            </w:pPr>
+            <w:r>
+              <w:rPr>
+                <w:i/>
+                <w:color w:val="777777"/>
+                <w:sz w:val="18"/>
+              </w:rPr>
+              <w:t>[ screenshot: 47-speak-elsewhere.png ]</w:t>
+            </w:r>
+          </w:p>
+          <w:p>
+            <w:pPr>
+              <w:jc w:val="center"/>
+            </w:pPr>
+            <w:r>
+              <w:rPr>
+                <w:i/>
+                <w:color w:val="777777"/>
+                <w:sz w:val="15"/>
+              </w:rPr>
+              <w:t>capture with scripts/capture-screens.sh</w:t>
+            </w:r>
+          </w:p>
+        </w:tc>
+      </w:tr>
+    </w:tbl>
+    <w:p/>
+    <w:p>
+      <w:pPr>
+        <w:pStyle w:val="Heading2"/>
+      </w:pPr>
+      <w:r>
+        <w:rPr>
+          <w:color w:val="1B5E20"/>
+        </w:rPr>
+        <w:t>48. Speak to move around</w:t>
+      </w:r>
+    </w:p>
+    <w:p>
+      <w:pPr>
+        <w:pStyle w:val="ListBullet"/>
+        <w:spacing w:after="40"/>
+      </w:pPr>
+      <w:r>
+        <w:t>On the home screen, tap the microphone beside the bell.</w:t>
+      </w:r>
+    </w:p>
+    <w:p>
+      <w:pPr>
+        <w:pStyle w:val="ListBullet"/>
+        <w:spacing w:after="40"/>
+      </w:pPr>
+      <w:r>
+        <w:t>Allow the microphone when asked.</w:t>
+      </w:r>
+    </w:p>
+    <w:p>
+      <w:pPr>
+        <w:pStyle w:val="ListBullet"/>
+        <w:spacing w:after="40"/>
+      </w:pPr>
+      <w:r>
+        <w:t>Say “weather”, or “mausam”, or “मौसम”.</w:t>
+      </w:r>
+    </w:p>
+    <w:p>
+      <w:r>
+        <w:rPr>
+          <w:b/>
+          <w:color w:val="333333"/>
+        </w:rPr>
+        <w:t xml:space="preserve">Expected: </w:t>
+      </w:r>
+      <w:r>
+        <w:t>It shows what it heard, then opens the weather screen.</w:t>
+      </w:r>
+    </w:p>
+    <w:p>
+      <w:r>
+        <w:rPr>
+          <w:b/>
+          <w:color w:val="E65100"/>
+        </w:rPr>
+        <w:t xml:space="preserve">Please note: </w:t>
+      </w:r>
+      <w:r>
+        <w:rPr>
+          <w:color w:val="333333"/>
+        </w:rPr>
+        <w:t>Try it in Hindi and Punjabi too. It works in Hindi, Punjabi and English only - the recogniser handles the other seven languages poorly, so the microphone is hidden in those.</w:t>
+      </w:r>
+    </w:p>
+    <w:tbl>
+      <w:tblPr>
+        <w:tblStyle w:val="TableGrid"/>
+        <w:tblW w:type="auto" w:w="0"/>
+        <w:jc w:val="center"/>
+        <w:tblLook w:firstColumn="1" w:firstRow="1" w:lastColumn="0" w:lastRow="0" w:noHBand="0" w:noVBand="1" w:val="04A0"/>
+      </w:tblPr>
+      <w:tblGrid>
+        <w:gridCol w:w="9936"/>
+      </w:tblGrid>
+      <w:tr>
+        <w:tc>
+          <w:tcPr>
+            <w:tcW w:type="dxa" w:w="3744"/>
+          </w:tcPr>
+          <w:p>
+            <w:pPr>
+              <w:jc w:val="center"/>
+            </w:pPr>
+            <w:r>
+              <w:rPr>
+                <w:i/>
+                <w:color w:val="777777"/>
+                <w:sz w:val="18"/>
+              </w:rPr>
+              <w:t>[ screenshot: 48-mic.png ]</w:t>
+            </w:r>
+          </w:p>
+          <w:p>
+            <w:pPr>
+              <w:jc w:val="center"/>
+            </w:pPr>
+            <w:r>
+              <w:rPr>
+                <w:i/>
+                <w:color w:val="777777"/>
+                <w:sz w:val="15"/>
+              </w:rPr>
+              <w:t>capture with scripts/capture-screens.sh</w:t>
+            </w:r>
+          </w:p>
+        </w:tc>
+      </w:tr>
+    </w:tbl>
+    <w:p/>
+    <w:p>
+      <w:pPr>
+        <w:pStyle w:val="Heading2"/>
+      </w:pPr>
+      <w:r>
+        <w:rPr>
+          <w:color w:val="1B5E20"/>
+        </w:rPr>
+        <w:t>49. Other things to say</w:t>
+      </w:r>
+    </w:p>
+    <w:p>
+      <w:pPr>
+        <w:pStyle w:val="ListBullet"/>
+        <w:spacing w:after="40"/>
+      </w:pPr>
+      <w:r>
+        <w:t>Try: soil, pump, harvest, khad, fasal, khet, yojana.</w:t>
+      </w:r>
+    </w:p>
+    <w:p>
+      <w:pPr>
+        <w:pStyle w:val="ListBullet"/>
+        <w:spacing w:after="40"/>
+      </w:pPr>
+      <w:r>
+        <w:t>Try the same words in Hindi or Punjabi script.</w:t>
+      </w:r>
+    </w:p>
+    <w:p>
+      <w:r>
+        <w:rPr>
+          <w:b/>
+          <w:color w:val="333333"/>
+        </w:rPr>
+        <w:t xml:space="preserve">Expected: </w:t>
+      </w:r>
+      <w:r>
+        <w:t>Each opens the matching screen. What it heard is always shown first, so a mistake is visible.</w:t>
+      </w:r>
+    </w:p>
+    <w:p>
+      <w:r>
+        <w:rPr>
+          <w:b/>
+          <w:color w:val="E65100"/>
+        </w:rPr>
+        <w:t xml:space="preserve">Please note: </w:t>
+      </w:r>
+      <w:r>
+        <w:rPr>
+          <w:color w:val="333333"/>
+        </w:rPr>
+        <w:t>It moves around the app and never saves anything. That is deliberate: a misheard screen name is easy to see and correct, but a misheard quantity would be written into a record.</w:t>
+      </w:r>
+    </w:p>
+    <w:tbl>
+      <w:tblPr>
+        <w:tblStyle w:val="TableGrid"/>
+        <w:tblW w:type="auto" w:w="0"/>
+        <w:jc w:val="center"/>
+        <w:tblLook w:firstColumn="1" w:firstRow="1" w:lastColumn="0" w:lastRow="0" w:noHBand="0" w:noVBand="1" w:val="04A0"/>
+      </w:tblPr>
+      <w:tblGrid>
+        <w:gridCol w:w="9936"/>
+      </w:tblGrid>
+      <w:tr>
+        <w:tc>
+          <w:tcPr>
+            <w:tcW w:type="dxa" w:w="3744"/>
+          </w:tcPr>
+          <w:p>
+            <w:pPr>
+              <w:jc w:val="center"/>
+            </w:pPr>
+            <w:r>
+              <w:rPr>
+                <w:i/>
+                <w:color w:val="777777"/>
+                <w:sz w:val="18"/>
+              </w:rPr>
+              <w:t>[ screenshot: 49-mic-words.png ]</w:t>
+            </w:r>
+          </w:p>
+          <w:p>
+            <w:pPr>
+              <w:jc w:val="center"/>
+            </w:pPr>
+            <w:r>
+              <w:rPr>
+                <w:i/>
+                <w:color w:val="777777"/>
+                <w:sz w:val="15"/>
+              </w:rPr>
+              <w:t>capture with scripts/capture-screens.sh</w:t>
+            </w:r>
+          </w:p>
+        </w:tc>
+      </w:tr>
+    </w:tbl>
+    <w:p/>
+    <w:p>
+      <w:pPr>
+        <w:pStyle w:val="Heading2"/>
+      </w:pPr>
+      <w:r>
+        <w:rPr>
+          <w:color w:val="1B5E20"/>
+        </w:rPr>
+        <w:t>50. When it does not understand</w:t>
+      </w:r>
+    </w:p>
+    <w:p>
+      <w:pPr>
+        <w:pStyle w:val="ListBullet"/>
+        <w:spacing w:after="40"/>
+      </w:pPr>
+      <w:r>
+        <w:t>Say something unrelated - a name, or a sentence about nothing.</w:t>
+      </w:r>
+    </w:p>
+    <w:p>
+      <w:r>
+        <w:rPr>
+          <w:b/>
+          <w:color w:val="333333"/>
+        </w:rPr>
+        <w:t xml:space="preserve">Expected: </w:t>
+      </w:r>
+      <w:r>
+        <w:t>It says it did not understand, shows what it heard, and suggests a few things to try.</w:t>
+      </w:r>
+    </w:p>
+    <w:p>
+      <w:r>
+        <w:rPr>
+          <w:b/>
+          <w:color w:val="E65100"/>
+        </w:rPr>
+        <w:t xml:space="preserve">Please note: </w:t>
+      </w:r>
+      <w:r>
+        <w:rPr>
+          <w:color w:val="333333"/>
+        </w:rPr>
+        <w:t>If it consistently mishears you in Punjabi, the phone may not have the Punjabi voice pack. Settings, then Google, then Voice, then offline speech recognition.</w:t>
+      </w:r>
+    </w:p>
+    <w:tbl>
+      <w:tblPr>
+        <w:tblStyle w:val="TableGrid"/>
+        <w:tblW w:type="auto" w:w="0"/>
+        <w:jc w:val="center"/>
+        <w:tblLook w:firstColumn="1" w:firstRow="1" w:lastColumn="0" w:lastRow="0" w:noHBand="0" w:noVBand="1" w:val="04A0"/>
+      </w:tblPr>
+      <w:tblGrid>
+        <w:gridCol w:w="9936"/>
+      </w:tblGrid>
+      <w:tr>
+        <w:tc>
+          <w:tcPr>
+            <w:tcW w:type="dxa" w:w="3744"/>
+          </w:tcPr>
+          <w:p>
+            <w:pPr>
+              <w:jc w:val="center"/>
+            </w:pPr>
+            <w:r>
+              <w:rPr>
+                <w:i/>
+                <w:color w:val="777777"/>
+                <w:sz w:val="18"/>
+              </w:rPr>
+              <w:t>[ screenshot: 50-mic-unknown.png ]</w:t>
+            </w:r>
+          </w:p>
+          <w:p>
+            <w:pPr>
+              <w:jc w:val="center"/>
+            </w:pPr>
+            <w:r>
+              <w:rPr>
+                <w:i/>
+                <w:color w:val="777777"/>
+                <w:sz w:val="15"/>
+              </w:rPr>
+              <w:t>capture with scripts/capture-screens.sh</w:t>
+            </w:r>
+          </w:p>
+        </w:tc>
+      </w:tr>
+    </w:tbl>
+    <w:p/>
+    <w:p>
+      <w:r>
+        <w:br w:type="page"/>
+      </w:r>
+    </w:p>
+    <w:p>
+      <w:pPr>
+        <w:pStyle w:val="Heading1"/>
+      </w:pPr>
+      <w:r>
+        <w:t>Reports and the rest</w:t>
+      </w:r>
+    </w:p>
+    <w:p>
+      <w:pPr>
+        <w:pStyle w:val="Heading2"/>
+      </w:pPr>
+      <w:r>
+        <w:rPr>
+          <w:color w:val="1B5E20"/>
+        </w:rPr>
+        <w:t>51. Reports</w:t>
+      </w:r>
+    </w:p>
+    <w:p>
+      <w:pPr>
+        <w:pStyle w:val="ListBullet"/>
+        <w:spacing w:after="40"/>
+      </w:pPr>
+      <w:r>
+        <w:t>Open Reports after running a pump a few times.</w:t>
+      </w:r>
+    </w:p>
+    <w:p>
+      <w:r>
+        <w:rPr>
+          <w:b/>
+          <w:color w:val="333333"/>
+        </w:rPr>
+        <w:t xml:space="preserve">Expected: </w:t>
+      </w:r>
+      <w:r>
+        <w:t>Water used, hours run and electricity, by day and week, with a comparison against the period before. Soil rated in plain words.</w:t>
+      </w:r>
+    </w:p>
+    <w:p>
+      <w:r>
+        <w:rPr>
+          <w:b/>
+          <w:color w:val="E65100"/>
+        </w:rPr>
+        <w:t xml:space="preserve">Please note: </w:t>
+      </w:r>
+      <w:r>
+        <w:rPr>
+          <w:color w:val="333333"/>
+        </w:rPr>
+        <w:t>Harvest performance is deliberately empty. Nothing in the app records a sowing or a harvest, so there is no yield to compare. It used to show 91.7% efficiency to everyone.</w:t>
+      </w:r>
+    </w:p>
+    <w:tbl>
+      <w:tblPr>
+        <w:tblStyle w:val="TableGrid"/>
+        <w:tblW w:type="auto" w:w="0"/>
+        <w:jc w:val="center"/>
+        <w:tblLook w:firstColumn="1" w:firstRow="1" w:lastColumn="0" w:lastRow="0" w:noHBand="0" w:noVBand="1" w:val="04A0"/>
+      </w:tblPr>
+      <w:tblGrid>
+        <w:gridCol w:w="9936"/>
+      </w:tblGrid>
+      <w:tr>
+        <w:tc>
+          <w:tcPr>
+            <w:tcW w:type="dxa" w:w="3744"/>
+          </w:tcPr>
+          <w:p>
+            <w:pPr>
+              <w:jc w:val="center"/>
+            </w:pPr>
+            <w:r>
+              <w:rPr>
+                <w:i/>
+                <w:color w:val="777777"/>
+                <w:sz w:val="18"/>
+              </w:rPr>
+              <w:t>[ screenshot: 51-reports.png ]</w:t>
+            </w:r>
+          </w:p>
+          <w:p>
+            <w:pPr>
+              <w:jc w:val="center"/>
+            </w:pPr>
+            <w:r>
+              <w:rPr>
+                <w:i/>
+                <w:color w:val="777777"/>
+                <w:sz w:val="15"/>
+              </w:rPr>
+              <w:t>capture with scripts/capture-screens.sh</w:t>
+            </w:r>
+          </w:p>
+        </w:tc>
+      </w:tr>
+    </w:tbl>
+    <w:p/>
+    <w:p>
+      <w:pPr>
+        <w:pStyle w:val="Heading2"/>
+      </w:pPr>
+      <w:r>
+        <w:rPr>
+          <w:color w:val="1B5E20"/>
+        </w:rPr>
+        <w:t>52. Farm analytics</w:t>
+      </w:r>
+    </w:p>
+    <w:p>
+      <w:pPr>
+        <w:pStyle w:val="ListBullet"/>
+        <w:spacing w:after="40"/>
+      </w:pPr>
+      <w:r>
+        <w:t>Open Farm Analytics.</w:t>
+      </w:r>
+    </w:p>
+    <w:p>
+      <w:r>
+        <w:rPr>
+          <w:b/>
+          <w:color w:val="333333"/>
+        </w:rPr>
+        <w:t xml:space="preserve">Expected: </w:t>
+      </w:r>
+      <w:r>
+        <w:t>A health score per field and plain observations drawn from your readings.</w:t>
+      </w:r>
+    </w:p>
+    <w:p>
+      <w:r>
+        <w:rPr>
+          <w:b/>
+          <w:color w:val="E65100"/>
+        </w:rPr>
+        <w:t xml:space="preserve">Please note: </w:t>
+      </w:r>
+      <w:r>
+        <w:rPr>
+          <w:color w:val="333333"/>
+        </w:rPr>
+        <w:t>Satellite crop health and yield prediction are empty on purpose. The first needs a satellite imagery provider, the second needs a season of harvest records. Both used to show invented figures.</w:t>
+      </w:r>
+    </w:p>
+    <w:tbl>
+      <w:tblPr>
+        <w:tblStyle w:val="TableGrid"/>
+        <w:tblW w:type="auto" w:w="0"/>
+        <w:jc w:val="center"/>
+        <w:tblLook w:firstColumn="1" w:firstRow="1" w:lastColumn="0" w:lastRow="0" w:noHBand="0" w:noVBand="1" w:val="04A0"/>
+      </w:tblPr>
+      <w:tblGrid>
+        <w:gridCol w:w="9936"/>
+      </w:tblGrid>
+      <w:tr>
+        <w:tc>
+          <w:tcPr>
+            <w:tcW w:type="dxa" w:w="3744"/>
+          </w:tcPr>
+          <w:p>
+            <w:pPr>
+              <w:jc w:val="center"/>
+            </w:pPr>
+            <w:r>
+              <w:rPr>
+                <w:i/>
+                <w:color w:val="777777"/>
+                <w:sz w:val="18"/>
+              </w:rPr>
+              <w:t>[ screenshot: 52-analytics.png ]</w:t>
+            </w:r>
+          </w:p>
+          <w:p>
+            <w:pPr>
+              <w:jc w:val="center"/>
+            </w:pPr>
+            <w:r>
+              <w:rPr>
+                <w:i/>
+                <w:color w:val="777777"/>
+                <w:sz w:val="15"/>
+              </w:rPr>
+              <w:t>capture with scripts/capture-screens.sh</w:t>
+            </w:r>
+          </w:p>
+        </w:tc>
+      </w:tr>
+    </w:tbl>
+    <w:p/>
+    <w:p>
+      <w:pPr>
+        <w:pStyle w:val="Heading2"/>
+      </w:pPr>
+      <w:r>
+        <w:rPr>
+          <w:color w:val="1B5E20"/>
+        </w:rPr>
+        <w:t>53. Government schemes</w:t>
+      </w:r>
+    </w:p>
+    <w:p>
+      <w:pPr>
+        <w:pStyle w:val="ListBullet"/>
+        <w:spacing w:after="40"/>
+      </w:pPr>
+      <w:r>
+        <w:t>Open Government Schemes.</w:t>
+      </w:r>
+    </w:p>
+    <w:p>
+      <w:r>
+        <w:rPr>
+          <w:b/>
+          <w:color w:val="333333"/>
+        </w:rPr>
+        <w:t xml:space="preserve">Expected: </w:t>
+      </w:r>
+      <w:r>
+        <w:t>PM-KISAN, Fasal Bima, KCC, Soil Health Card, eNAM and others, with eligibility and how to apply.</w:t>
+      </w:r>
+    </w:p>
+    <w:tbl>
+      <w:tblPr>
+        <w:tblStyle w:val="TableGrid"/>
+        <w:tblW w:type="auto" w:w="0"/>
+        <w:jc w:val="center"/>
+        <w:tblLook w:firstColumn="1" w:firstRow="1" w:lastColumn="0" w:lastRow="0" w:noHBand="0" w:noVBand="1" w:val="04A0"/>
+      </w:tblPr>
+      <w:tblGrid>
+        <w:gridCol w:w="9936"/>
+      </w:tblGrid>
+      <w:tr>
+        <w:tc>
+          <w:tcPr>
+            <w:tcW w:type="dxa" w:w="3744"/>
+          </w:tcPr>
+          <w:p>
+            <w:pPr>
+              <w:jc w:val="center"/>
+            </w:pPr>
+            <w:r>
+              <w:rPr>
+                <w:i/>
+                <w:color w:val="777777"/>
+                <w:sz w:val="18"/>
+              </w:rPr>
+              <w:t>[ screenshot: 53-schemes.png ]</w:t>
+            </w:r>
+          </w:p>
+          <w:p>
+            <w:pPr>
+              <w:jc w:val="center"/>
+            </w:pPr>
+            <w:r>
+              <w:rPr>
+                <w:i/>
+                <w:color w:val="777777"/>
+                <w:sz w:val="15"/>
+              </w:rPr>
+              <w:t>capture with scripts/capture-screens.sh</w:t>
+            </w:r>
+          </w:p>
+        </w:tc>
+      </w:tr>
+    </w:tbl>
+    <w:p/>
+    <w:p>
+      <w:pPr>
+        <w:pStyle w:val="Heading2"/>
+      </w:pPr>
+      <w:r>
+        <w:rPr>
+          <w:color w:val="1B5E20"/>
+        </w:rPr>
+        <w:t>54. My profile</w:t>
+      </w:r>
+    </w:p>
+    <w:p>
+      <w:pPr>
+        <w:pStyle w:val="ListBullet"/>
+        <w:spacing w:after="40"/>
+      </w:pPr>
+      <w:r>
+        <w:t>Settings, then My Profile.</w:t>
+      </w:r>
+    </w:p>
+    <w:p>
+      <w:pPr>
+        <w:pStyle w:val="ListBullet"/>
+        <w:spacing w:after="40"/>
+      </w:pPr>
+      <w:r>
+        <w:t>Change the farm name and save.</w:t>
+      </w:r>
+    </w:p>
+    <w:p>
+      <w:pPr>
+        <w:pStyle w:val="ListBullet"/>
+        <w:spacing w:after="40"/>
+      </w:pPr>
+      <w:r>
+        <w:t>Close the app and reopen it.</w:t>
+      </w:r>
+    </w:p>
+    <w:p>
+      <w:r>
+        <w:rPr>
+          <w:b/>
+          <w:color w:val="333333"/>
+        </w:rPr>
+        <w:t xml:space="preserve">Expected: </w:t>
+      </w:r>
+      <w:r>
+        <w:t>The farm name and location are filled in from setup, and the change survives a restart.</w:t>
+      </w:r>
+    </w:p>
+    <w:p>
+      <w:r>
+        <w:rPr>
+          <w:b/>
+          <w:color w:val="E65100"/>
+        </w:rPr>
+        <w:t xml:space="preserve">Please note: </w:t>
+      </w:r>
+      <w:r>
+        <w:rPr>
+          <w:color w:val="333333"/>
+        </w:rPr>
+        <w:t>This screen used to open blank and save nothing.</w:t>
+      </w:r>
+    </w:p>
+    <w:tbl>
+      <w:tblPr>
+        <w:tblStyle w:val="TableGrid"/>
+        <w:tblW w:type="auto" w:w="0"/>
+        <w:jc w:val="center"/>
+        <w:tblLook w:firstColumn="1" w:firstRow="1" w:lastColumn="0" w:lastRow="0" w:noHBand="0" w:noVBand="1" w:val="04A0"/>
+      </w:tblPr>
+      <w:tblGrid>
+        <w:gridCol w:w="9936"/>
+      </w:tblGrid>
+      <w:tr>
+        <w:tc>
+          <w:tcPr>
+            <w:tcW w:type="dxa" w:w="3744"/>
+          </w:tcPr>
+          <w:p>
+            <w:pPr>
+              <w:jc w:val="center"/>
+            </w:pPr>
+            <w:r>
+              <w:rPr>
+                <w:i/>
+                <w:color w:val="777777"/>
+                <w:sz w:val="18"/>
+              </w:rPr>
+              <w:t>[ screenshot: 54-profile.png ]</w:t>
+            </w:r>
+          </w:p>
+          <w:p>
+            <w:pPr>
+              <w:jc w:val="center"/>
+            </w:pPr>
+            <w:r>
+              <w:rPr>
+                <w:i/>
+                <w:color w:val="777777"/>
+                <w:sz w:val="15"/>
+              </w:rPr>
+              <w:t>capture with scripts/capture-screens.sh</w:t>
+            </w:r>
+          </w:p>
+        </w:tc>
+      </w:tr>
+    </w:tbl>
+    <w:p/>
+    <w:p>
+      <w:pPr>
+        <w:pStyle w:val="Heading2"/>
+      </w:pPr>
+      <w:r>
+        <w:rPr>
+          <w:color w:val="1B5E20"/>
+        </w:rPr>
+        <w:t>55. Settings and language</w:t>
+      </w:r>
+    </w:p>
+    <w:p>
+      <w:pPr>
+        <w:pStyle w:val="ListBullet"/>
+        <w:spacing w:after="40"/>
+      </w:pPr>
+      <w:r>
+        <w:t>Change the language to Hindi or Punjabi.</w:t>
+      </w:r>
+    </w:p>
+    <w:p>
+      <w:r>
+        <w:rPr>
+          <w:b/>
+          <w:color w:val="333333"/>
+        </w:rPr>
+        <w:t xml:space="preserve">Expected: </w:t>
+      </w:r>
+      <w:r>
+        <w:t>The app changes language immediately and stays that way after a restart.</w:t>
+      </w:r>
+    </w:p>
+    <w:p>
+      <w:r>
+        <w:rPr>
+          <w:b/>
+          <w:color w:val="E65100"/>
+        </w:rPr>
+        <w:t xml:space="preserve">Please note: </w:t>
+      </w:r>
+      <w:r>
+        <w:rPr>
+          <w:color w:val="333333"/>
+        </w:rPr>
+        <w:t>10 languages: English, Hindi, Punjabi, Marathi, Telugu, Tamil, Kannada, Bengali, Gujarati and Malayalam.</w:t>
+      </w:r>
+    </w:p>
+    <w:tbl>
+      <w:tblPr>
+        <w:tblStyle w:val="TableGrid"/>
+        <w:tblW w:type="auto" w:w="0"/>
+        <w:jc w:val="center"/>
+        <w:tblLook w:firstColumn="1" w:firstRow="1" w:lastColumn="0" w:lastRow="0" w:noHBand="0" w:noVBand="1" w:val="04A0"/>
+      </w:tblPr>
+      <w:tblGrid>
+        <w:gridCol w:w="9936"/>
+      </w:tblGrid>
+      <w:tr>
+        <w:tc>
+          <w:tcPr>
+            <w:tcW w:type="dxa" w:w="3744"/>
+          </w:tcPr>
+          <w:p>
+            <w:pPr>
+              <w:jc w:val="center"/>
+            </w:pPr>
+            <w:r>
+              <w:rPr>
+                <w:i/>
+                <w:color w:val="777777"/>
+                <w:sz w:val="18"/>
+              </w:rPr>
+              <w:t>[ screenshot: 55-settings.png ]</w:t>
+            </w:r>
+          </w:p>
+          <w:p>
+            <w:pPr>
+              <w:jc w:val="center"/>
+            </w:pPr>
+            <w:r>
+              <w:rPr>
+                <w:i/>
+                <w:color w:val="777777"/>
+                <w:sz w:val="15"/>
+              </w:rPr>
+              <w:t>capture with scripts/capture-screens.sh</w:t>
+            </w:r>
+          </w:p>
+        </w:tc>
+      </w:tr>
+    </w:tbl>
+    <w:p/>
+    <w:p>
       <w:r>
         <w:br w:type="page"/>
       </w:r>
@@ -4432,6 +5328,40 @@
       </w:pPr>
       <w:r>
         <w:t>The screens work but nothing is stored, so listings are not saved and every tester sees the same sample data. Not yet built, not broken.</w:t>
+      </w:r>
+    </w:p>
+    <w:p>
+      <w:r>
+        <w:rPr>
+          <w:b/>
+          <w:color w:val="E65100"/>
+        </w:rPr>
+        <w:t>The microphone only works in three languages</w:t>
+      </w:r>
+    </w:p>
+    <w:p>
+      <w:pPr>
+        <w:spacing w:after="200"/>
+      </w:pPr>
+      <w:r>
+        <w:t>Hindi, Punjabi and English. The recogniser handles the other seven poorly, so the microphone is hidden rather than offered and disappointing. The speaker icons work in all ten, where the phone has the voice.</w:t>
+      </w:r>
+    </w:p>
+    <w:p>
+      <w:r>
+        <w:rPr>
+          <w:b/>
+          <w:color w:val="E65100"/>
+        </w:rPr>
+        <w:t>Speaking moves around the app and saves nothing</w:t>
+      </w:r>
+    </w:p>
+    <w:p>
+      <w:pPr>
+        <w:spacing w:after="200"/>
+      </w:pPr>
+      <w:r>
+        <w:t>By design. A misheard screen name is visible and correctable; a misheard quantity would be written into a record and every later figure built on it. Dictating into text boxes is a separate decision.</w:t>
       </w:r>
     </w:p>
     <w:p>
